--- a/docs/feature/agency-workspace/3-4-11-view-workspace-dashboard/spec.docx
+++ b/docs/feature/agency-workspace/3-4-11-view-workspace-dashboard/spec.docx
@@ -8,7 +8,7 @@
           <w:b/>
           <w:sz w:val="26"/>
         </w:rPr>
-        <w:t>FR 3.4.11 View Workspace Dashboard</w:t>
+        <w:t>3.4.11 View Workspace Dashboard</w:t>
       </w:r>
     </w:p>
     <w:p>
@@ -22,7 +22,7 @@
     </w:p>
     <w:p>
       <w:r>
-        <w:t>User mo trang dashboard cua 1 Workspace.</w:t>
+        <w:t>Begins when a Workspace member opens the dashboard of a Workspace. Proposed — not yet implemented.</w:t>
       </w:r>
     </w:p>
     <w:p>
@@ -48,7 +48,7 @@
         <w:t xml:space="preserve">Actors / Roles: </w:t>
       </w:r>
       <w:r>
-        <w:t>MANAGER/CREATOR/CLIENT (du kien).</w:t>
+        <w:t>Workspace members with role MANAGER, CREATOR, or CLIENT.</w:t>
       </w:r>
     </w:p>
     <w:p>
@@ -65,7 +65,7 @@
         <w:t xml:space="preserve">Purpose: </w:t>
       </w:r>
       <w:r>
-        <w:t>Hien thi tong quan so lieu Task/Client/Campaign cua Workspace (chua code).</w:t>
+        <w:t>Gives members an overview of the Workspace's activity so they can follow work in progress. Proposed — not yet implemented.</w:t>
       </w:r>
     </w:p>
     <w:p>
@@ -82,7 +82,7 @@
         <w:t xml:space="preserve">Interface: </w:t>
       </w:r>
       <w:r>
-        <w:t>GET /api/v1/workspaces/{id}/dashboard (DE XUAT - CHUA CO TRONG CODE).</w:t>
+        <w:t>Workspace dashboard screen at /workspaces/:id/dashboard, showing summary counters.</w:t>
       </w:r>
     </w:p>
     <w:p>
@@ -99,7 +99,7 @@
         <w:t xml:space="preserve">Data Processing: </w:t>
       </w:r>
       <w:r>
-        <w:t>Chua co logic - WorkspaceController khong co route .../dashboard, WorkspaceServiceImpl khong co method tong hop lien quan.</w:t>
+        <w:t>The system aggregates the Workspace's Task counts by status (backlog / in progress / completed), the number of active Clients, and the number of active Campaigns. Proposed — not yet implemented.</w:t>
       </w:r>
     </w:p>
     <w:p>
@@ -113,7 +113,7 @@
     </w:p>
     <w:p>
       <w:r>
-        <w:t>Trang /workspaces/:id/dashboard (du kien).</w:t>
+        <w:t>Figure — Workspace Dashboard Screen (proposed — not yet implemented):</w:t>
       </w:r>
     </w:p>
     <w:p>
@@ -124,7 +124,7 @@
         <w:t xml:space="preserve">-  </w:t>
       </w:r>
       <w:r>
-        <w:t>Task stats theo trang thai</w:t>
+        <w:t>Header carrying the Workspace name.</w:t>
       </w:r>
     </w:p>
     <w:p>
@@ -135,7 +135,7 @@
         <w:t xml:space="preserve">-  </w:t>
       </w:r>
       <w:r>
-        <w:t>So Client active</w:t>
+        <w:t>Counter tiles for Task counts by status: backlog, in progress, completed.</w:t>
       </w:r>
     </w:p>
     <w:p>
@@ -146,7 +146,18 @@
         <w:t xml:space="preserve">-  </w:t>
       </w:r>
       <w:r>
-        <w:t>So Campaign active</w:t>
+        <w:t>Counter tiles for active Clients and active Campaigns.</w:t>
+      </w:r>
+    </w:p>
+    <w:p>
+      <w:pPr>
+        <w:ind w:left="360"/>
+      </w:pPr>
+      <w:r>
+        <w:t xml:space="preserve">-  </w:t>
+      </w:r>
+      <w:r>
+        <w:t>A newly created Workspace with no Package, Campaign, or Task shows every counter as 0.</w:t>
       </w:r>
     </w:p>
     <w:p>
@@ -171,7 +182,7 @@
         <w:t xml:space="preserve">Input required: </w:t>
       </w:r>
       <w:r>
-        <w:t>workspaceId (path, du kien).</w:t>
+        <w:t>The Workspace identifier; the caller's authenticated identity.</w:t>
       </w:r>
     </w:p>
     <w:p>
@@ -182,7 +193,7 @@
         <w:t xml:space="preserve">System data: </w:t>
       </w:r>
       <w:r>
-        <w:t>Chua xac dinh ro (Task/Campaign/Client - chua co query tong hop).</w:t>
+        <w:t>Tasks of the Workspace grouped by status; active Client memberships; active Campaigns.</w:t>
       </w:r>
     </w:p>
     <w:p>
@@ -193,7 +204,7 @@
         <w:t xml:space="preserve">Output: </w:t>
       </w:r>
       <w:r>
-        <w:t>Chua co DTO that.</w:t>
+        <w:t>Task counts by status (backlog / in progress / completed), the active Client count, and the active Campaign count.</w:t>
       </w:r>
     </w:p>
     <w:p>
@@ -206,10 +217,43 @@
         <w:rPr>
           <w:b/>
         </w:rPr>
-        <w:t xml:space="preserve">BR1 (de xuat): </w:t>
+        <w:t xml:space="preserve">BR-01: </w:t>
       </w:r>
       <w:r>
-        <w:t>Chi active member cua Workspace xem duoc dashboard.</w:t>
+        <w:t>Only members holding an active membership row in the Workspace (MANAGER, CREATOR, CLIENT) may view its dashboard. There is no Workspace-level OWNER — OWNER exists only at Agency level.</w:t>
+      </w:r>
+    </w:p>
+    <w:p>
+      <w:r>
+        <w:rPr>
+          <w:b/>
+        </w:rPr>
+        <w:t xml:space="preserve">BR-02: </w:t>
+      </w:r>
+      <w:r>
+        <w:t>A caller without access to the Workspace is rejected with 403 FORBIDDEN.</w:t>
+      </w:r>
+    </w:p>
+    <w:p>
+      <w:r>
+        <w:rPr>
+          <w:b/>
+        </w:rPr>
+        <w:t xml:space="preserve">BR-03: </w:t>
+      </w:r>
+      <w:r>
+        <w:t>The dashboard is read-only and changes no data.</w:t>
+      </w:r>
+    </w:p>
+    <w:p>
+      <w:r>
+        <w:rPr>
+          <w:b/>
+        </w:rPr>
+        <w:t xml:space="preserve">BR-04: </w:t>
+      </w:r>
+      <w:r>
+        <w:t>An empty Workspace must render all counters as 0 rather than fail. *(Proposed — not yet implemented.)*</w:t>
       </w:r>
     </w:p>
     <w:p>
@@ -219,7 +263,12 @@
     </w:p>
     <w:p>
       <w:r>
-        <w:t>Khong co quyen truy cap Workspace -&gt; 403 (de xuat).</w:t>
+        <w:t>Caller must be an active member of the Workspace; otherwise 403 FORBIDDEN.</w:t>
+      </w:r>
+    </w:p>
+    <w:p>
+      <w:r>
+        <w:t>A Workspace with no Package, Campaign, or Task must render every counter as 0.</w:t>
       </w:r>
     </w:p>
     <w:p>
@@ -238,17 +287,22 @@
     </w:p>
     <w:p>
       <w:r>
-        <w:t>1. (DRAFT - chua code) User mo dashboard.</w:t>
+        <w:t>1. Member opens the dashboard of a Workspace.</w:t>
       </w:r>
     </w:p>
     <w:p>
       <w:r>
-        <w:t>2. FE goi GET .../dashboard (endpoint chua ton tai).</w:t>
+        <w:t>2. System confirms the caller holds an active membership in that Workspace.</w:t>
       </w:r>
     </w:p>
     <w:p>
       <w:r>
-        <w:t>3. Khong co xu ly BE that.</w:t>
+        <w:t>3. System aggregates Task counts by status, the active Client count, and the active Campaign count.</w:t>
+      </w:r>
+    </w:p>
+    <w:p>
+      <w:r>
+        <w:t>4. Screen renders the counters; a Workspace with no data shows all zeros.</w:t>
       </w:r>
     </w:p>
     <w:p>
@@ -258,7 +312,17 @@
     </w:p>
     <w:p>
       <w:r>
-        <w:t>Toan bo flow la du kien, chua co nhanh loi that trong code.</w:t>
+        <w:t>Caller is not an active member of the Workspace → 403 FORBIDDEN.</w:t>
+      </w:r>
+    </w:p>
+    <w:p>
+      <w:r>
+        <w:t>Workspace has no Package, Campaign, or Task yet → every counter displays 0.</w:t>
+      </w:r>
+    </w:p>
+    <w:p>
+      <w:r>
+        <w:t>Dashboard has not been implemented yet → the screen is unavailable until the feature ships.</w:t>
       </w:r>
     </w:p>
     <w:p>
@@ -278,7 +342,7 @@
         <w:t xml:space="preserve">-  </w:t>
       </w:r>
       <w:r>
-        <w:t>FR 3.4.11 van o trang thai Draft - chua implement.</w:t>
+        <w:t>No data is changed; the Workspace summary counters are displayed.</w:t>
       </w:r>
     </w:p>
     <w:sectPr>

--- a/docs/feature/agency-workspace/3-4-11-view-workspace-dashboard/spec.docx
+++ b/docs/feature/agency-workspace/3-4-11-view-workspace-dashboard/spec.docx
@@ -120,9 +120,7 @@
       <w:pPr>
         <w:ind w:left="360"/>
       </w:pPr>
-      <w:r>
-        <w:t xml:space="preserve">-  </w:t>
-      </w:r>
+      <w:r/>
       <w:r>
         <w:t>Header carrying the Workspace name.</w:t>
       </w:r>
@@ -131,9 +129,7 @@
       <w:pPr>
         <w:ind w:left="360"/>
       </w:pPr>
-      <w:r>
-        <w:t xml:space="preserve">-  </w:t>
-      </w:r>
+      <w:r/>
       <w:r>
         <w:t>Counter tiles for Task counts by status: backlog, in progress, completed.</w:t>
       </w:r>
@@ -142,9 +138,7 @@
       <w:pPr>
         <w:ind w:left="360"/>
       </w:pPr>
-      <w:r>
-        <w:t xml:space="preserve">-  </w:t>
-      </w:r>
+      <w:r/>
       <w:r>
         <w:t>Counter tiles for active Clients and active Campaigns.</w:t>
       </w:r>
@@ -153,9 +147,7 @@
       <w:pPr>
         <w:ind w:left="360"/>
       </w:pPr>
-      <w:r>
-        <w:t xml:space="preserve">-  </w:t>
-      </w:r>
+      <w:r/>
       <w:r>
         <w:t>A newly created Workspace with no Package, Campaign, or Task shows every counter as 0.</w:t>
       </w:r>
@@ -338,9 +330,7 @@
       <w:pPr>
         <w:ind w:left="360"/>
       </w:pPr>
-      <w:r>
-        <w:t xml:space="preserve">-  </w:t>
-      </w:r>
+      <w:r/>
       <w:r>
         <w:t>No data is changed; the Workspace summary counters are displayed.</w:t>
       </w:r>

--- a/docs/feature/agency-workspace/3-4-11-view-workspace-dashboard/spec.docx
+++ b/docs/feature/agency-workspace/3-4-11-view-workspace-dashboard/spec.docx
@@ -206,24 +206,7 @@
     </w:p>
     <w:p>
       <w:r>
-        <w:rPr>
-          <w:b/>
-        </w:rPr>
-        <w:t xml:space="preserve">BR-01: </w:t>
-      </w:r>
-      <w:r>
-        <w:t>Only members holding an active membership row in the Workspace (MANAGER, CREATOR, CLIENT) may view its dashboard. There is no Workspace-level OWNER — OWNER exists only at Agency level.</w:t>
-      </w:r>
-    </w:p>
-    <w:p>
-      <w:r>
-        <w:rPr>
-          <w:b/>
-        </w:rPr>
-        <w:t xml:space="preserve">BR-02: </w:t>
-      </w:r>
-      <w:r>
-        <w:t>A caller without access to the Workspace is rejected with 403 FORBIDDEN.</w:t>
+        <w:t>BR-29: Multi-tenancy — every workspace-scoped resource carries workspaceId; a user with no active membership cannot read/write the workspace regardless of system role (except ADMIN). Applied here as: only members holding an active membership row in the Workspace (MemberRole MANAGER, CREATOR, or CLIENT) may view its dashboard. There is no Workspace-level OWNER — OWNER exists only at Agency level.</w:t>
       </w:r>
     </w:p>
     <w:p>
@@ -255,7 +238,12 @@
     </w:p>
     <w:p>
       <w:r>
-        <w:t>Caller must be an active member of the Workspace; otherwise 403 FORBIDDEN.</w:t>
+        <w:t>Caller must be an active member of the Workspace; otherwise 403 WORKSPACE_ACCESS_DENIED.</w:t>
+      </w:r>
+    </w:p>
+    <w:p>
+      <w:r>
+        <w:t>Workspace must exist; otherwise 404 WORKSPACE_NOT_FOUND.</w:t>
       </w:r>
     </w:p>
     <w:p>
@@ -284,7 +272,7 @@
     </w:p>
     <w:p>
       <w:r>
-        <w:t>2. System confirms the caller holds an active membership in that Workspace.</w:t>
+        <w:t>2. System resolves the Workspace and confirms the caller holds an active membership in it (BR-29), following getWorkspace's guard order: not-found check first, then access-denied check.</w:t>
       </w:r>
     </w:p>
     <w:p>
@@ -304,26 +292,58 @@
     </w:p>
     <w:p>
       <w:r>
-        <w:t>Caller is not an active member of the Workspace → 403 FORBIDDEN.</w:t>
+        <w:t xml:space="preserve">2.a1: The Workspace does not exist (closest real backing: findWorkspaceOrThrow) → 404 WORKSPACE_NOT_FOUND, toast </w:t>
+      </w:r>
+      <w:r>
+        <w:rPr>
+          <w:b/>
+        </w:rPr>
+        <w:t>MSG38</w:t>
+      </w:r>
+      <w:r>
+        <w:t>.</w:t>
+      </w:r>
+      <w:r>
+        <w:br/>
+      </w:r>
+      <w:r>
+        <w:t>2.a2: The member returns to the Workspace list (3.4.10).</w:t>
       </w:r>
     </w:p>
     <w:p>
       <w:r>
-        <w:t>Workspace has no Package, Campaign, or Task yet → every counter displays 0.</w:t>
+        <w:t xml:space="preserve">2.b1: Caller is not an active member of the Workspace (BR-29; closest real backing: assertMember) → 403 WORKSPACE_ACCESS_DENIED, toast </w:t>
+      </w:r>
+      <w:r>
+        <w:rPr>
+          <w:b/>
+        </w:rPr>
+        <w:t>MSG40</w:t>
+      </w:r>
+      <w:r>
+        <w:t>.</w:t>
+      </w:r>
+      <w:r>
+        <w:br/>
+      </w:r>
+      <w:r>
+        <w:t>2.b2: The member returns to the Workspace list (3.4.10).</w:t>
+      </w:r>
+    </w:p>
+    <w:p>
+      <w:r>
+        <w:t>3.a1: Workspace has no Package, Campaign, or Task yet (BR-04) → every counter displays 0.</w:t>
+      </w:r>
+      <w:r>
+        <w:br/>
+      </w:r>
+      <w:r>
+        <w:t>3.a2: The member continues viewing the dashboard normally.</w:t>
       </w:r>
     </w:p>
     <w:p>
       <w:r>
         <w:t>Dashboard has not been implemented yet → the screen is unavailable until the feature ships.</w:t>
-      </w:r>
-    </w:p>
-    <w:p>
-      <w:r>
-        <w:rPr>
-          <w:b/>
-          <w:sz w:val="26"/>
-        </w:rPr>
-        <w:t>Post-Conditions</w:t>
       </w:r>
     </w:p>
     <w:p>
